--- a/tests/OfficeAgent.Tests/Corpus/v1.0.0/native/outputs/w-comment-add.docx
+++ b/tests/OfficeAgent.Tests/Corpus/v1.0.0/native/outputs/w-comment-add.docx
@@ -131,7 +131,7 @@
       </w:r>
     </w:p>
   </w:comment>
-  <w:comment w:initials="OA" w:author="Legal" w:date="2026-09-22T11:15:02.8081802Z" w:id="2">
+  <w:comment w:initials="OA" w:author="Legal" w:date="2026-09-22T19:12:17.1102906Z" w:id="2">
     <w:p>
       <w:r>
         <w:t xml:space="preserve">Confirm the obligation owner.</w:t>
@@ -144,7 +144,7 @@
 <file path=word/commentsExtended.xml><?xml version="1.0" encoding="utf-8"?>
 <w15:commentsEx xmlns:w15="http://schemas.microsoft.com/office/word/2012/wordml">
   <w15:commentEx w15:paraId="20000001" w15:done="false"/>
-  <w15:commentEx w15:paraId="699FD5E4" w15:done="false"/>
+  <w15:commentEx w15:paraId="22E5C8BA" w15:done="false"/>
 </w15:commentsEx>
 </file>
 

--- a/tests/OfficeAgent.Tests/Corpus/v1.0.0/native/outputs/w-comment-add.docx
+++ b/tests/OfficeAgent.Tests/Corpus/v1.0.0/native/outputs/w-comment-add.docx
@@ -131,7 +131,7 @@
       </w:r>
     </w:p>
   </w:comment>
-  <w:comment w:initials="OA" w:author="Legal" w:date="2026-09-22T19:12:17.1102906Z" w:id="2">
+  <w:comment w:initials="OA" w:author="Legal" w:date="2026-10-08T14:50:17.5872099Z" w:id="2">
     <w:p>
       <w:r>
         <w:t xml:space="preserve">Confirm the obligation owner.</w:t>
@@ -144,7 +144,7 @@
 <file path=word/commentsExtended.xml><?xml version="1.0" encoding="utf-8"?>
 <w15:commentsEx xmlns:w15="http://schemas.microsoft.com/office/word/2012/wordml">
   <w15:commentEx w15:paraId="20000001" w15:done="false"/>
-  <w15:commentEx w15:paraId="22E5C8BA" w15:done="false"/>
+  <w15:commentEx w15:paraId="2DB06D8C" w15:done="false"/>
 </w15:commentsEx>
 </file>
 

--- a/tests/OfficeAgent.Tests/Corpus/v1.0.0/native/outputs/w-comment-add.docx
+++ b/tests/OfficeAgent.Tests/Corpus/v1.0.0/native/outputs/w-comment-add.docx
@@ -131,7 +131,7 @@
       </w:r>
     </w:p>
   </w:comment>
-  <w:comment w:initials="OA" w:author="Legal" w:date="2026-10-08T14:50:17.5872099Z" w:id="2">
+  <w:comment w:initials="OA" w:author="Legal" w:date="2026-10-23T06:51:34.5242009Z" w:id="2">
     <w:p>
       <w:r>
         <w:t xml:space="preserve">Confirm the obligation owner.</w:t>
@@ -144,7 +144,7 @@
 <file path=word/commentsExtended.xml><?xml version="1.0" encoding="utf-8"?>
 <w15:commentsEx xmlns:w15="http://schemas.microsoft.com/office/word/2012/wordml">
   <w15:commentEx w15:paraId="20000001" w15:done="false"/>
-  <w15:commentEx w15:paraId="2DB06D8C" w15:done="false"/>
+  <w15:commentEx w15:paraId="00BB0D54" w15:done="false"/>
 </w15:commentsEx>
 </file>
 

--- a/tests/OfficeAgent.Tests/Corpus/v1.0.0/native/outputs/w-comment-add.docx
+++ b/tests/OfficeAgent.Tests/Corpus/v1.0.0/native/outputs/w-comment-add.docx
@@ -131,7 +131,7 @@
       </w:r>
     </w:p>
   </w:comment>
-  <w:comment w:initials="OA" w:author="Legal" w:date="2026-10-23T06:51:34.5242009Z" w:id="2">
+  <w:comment w:initials="OA" w:author="Legal" w:date="2026-10-24T20:31:24.9203571Z" w:id="2">
     <w:p>
       <w:r>
         <w:t xml:space="preserve">Confirm the obligation owner.</w:t>
@@ -144,7 +144,7 @@
 <file path=word/commentsExtended.xml><?xml version="1.0" encoding="utf-8"?>
 <w15:commentsEx xmlns:w15="http://schemas.microsoft.com/office/word/2012/wordml">
   <w15:commentEx w15:paraId="20000001" w15:done="false"/>
-  <w15:commentEx w15:paraId="00BB0D54" w15:done="false"/>
+  <w15:commentEx w15:paraId="1286F07A" w15:done="false"/>
 </w15:commentsEx>
 </file>
 

--- a/tests/OfficeAgent.Tests/Corpus/v1.0.0/native/outputs/w-comment-add.docx
+++ b/tests/OfficeAgent.Tests/Corpus/v1.0.0/native/outputs/w-comment-add.docx
@@ -131,7 +131,7 @@
       </w:r>
     </w:p>
   </w:comment>
-  <w:comment w:initials="OA" w:author="Legal" w:date="2026-10-24T20:31:24.9203571Z" w:id="2">
+  <w:comment w:initials="OA" w:author="Legal" w:date="2026-10-28T09:42:31.0274247Z" w:id="2">
     <w:p>
       <w:r>
         <w:t xml:space="preserve">Confirm the obligation owner.</w:t>
@@ -144,7 +144,7 @@
 <file path=word/commentsExtended.xml><?xml version="1.0" encoding="utf-8"?>
 <w15:commentsEx xmlns:w15="http://schemas.microsoft.com/office/word/2012/wordml">
   <w15:commentEx w15:paraId="20000001" w15:done="false"/>
-  <w15:commentEx w15:paraId="1286F07A" w15:done="false"/>
+  <w15:commentEx w15:paraId="4024A4D6" w15:done="false"/>
 </w15:commentsEx>
 </file>
 
